--- a/samples/数字集成电路设计/课程资料/第1章 CMOS反相器/虚拟实验/实验报告模板/虚拟实验报告 通用模板.docx
+++ b/samples/数字集成电路设计/课程资料/第1章 CMOS反相器/虚拟实验/实验报告模板/虚拟实验报告 通用模板.docx
@@ -954,6 +954,19 @@
     </w:p>
     <w:p>
       <w:pPr>
+        <w:spacing w:after="120"/>
+      </w:pPr>
+      <w:r>
+        <w:rPr>
+          <w:rFonts w:ascii="Times New Roman" w:hAnsi="Times New Roman" w:eastAsia="宋体"/>
+          <w:color w:val="5B6B75"/>
+          <w:sz w:val="19"/>
+        </w:rPr>
+        <w:t>If you used AI, say where and how:</w:t>
+      </w:r>
+    </w:p>
+    <w:p>
+      <w:pPr>
         <w:spacing w:after="0" w:line="456" w:lineRule="auto"/>
         <w:pBdr>
           <w:bottom w:val="single" w:sz="4" w:space="1" w:color="B8C4C8"/>
